--- a/submissions/JMRT-R1-resubmission/CoverLetter.docx
+++ b/submissions/JMRT-R1-resubmission/CoverLetter.docx
@@ -119,13 +119,19 @@
         <w:t xml:space="preserve"> </w:t>
       </w:r>
       <w:r>
-        <w:t xml:space="preserve">new Figs. 8 and 10) rather than in a single sentence, with post-AGG</w:t>
-      </w:r>
-      <w:r>
-        <w:t xml:space="preserve"> </w:t>
-      </w:r>
-      <w:r>
-        <w:t xml:space="preserve">diffraction, micrographs and replicate mechanical data.</w:t>
+        <w:t xml:space="preserve">new Fig. 8, and the post-AGG micrograph in Fig. 1d) rather than in a single</w:t>
+      </w:r>
+      <w:r>
+        <w:t xml:space="preserve"> </w:t>
+      </w:r>
+      <w:r>
+        <w:t xml:space="preserve">sentence, with post-AGG diffraction, microstructure and replicate mechanical</w:t>
+      </w:r>
+      <w:r>
+        <w:t xml:space="preserve"> </w:t>
+      </w:r>
+      <w:r>
+        <w:t xml:space="preserve">data.</w:t>
       </w:r>
     </w:p>
     <w:p>
